--- a/ML_System_Design/ML_SD_M09_MLOps.docx
+++ b/ML_System_Design/ML_SD_M09_MLOps.docx
@@ -780,7 +780,7 @@
       <w:r>
         <w:drawing>
           <wp:inline>
-            <wp:extent cx="5334000" cy="2750170"/>
+            <wp:extent cx="5727700" cy="2953159"/>
             <wp:effectExtent b="0" l="0" r="0" t="0"/>
             <wp:docPr descr="A three-step staircase: Level 0 Manual (notebooks and hand deploys), Level 1 Automated Training (reusable pipeline, auto retrain, registry), Level 2 CI/CD/CT (tests, auto deploy, continuous training, full monitoring)." title="" id="10" name="Picture"/>
             <a:graphic>
@@ -801,7 +801,7 @@
                   <pic:spPr bwMode="auto">
                     <a:xfrm>
                       <a:off x="0" y="0"/>
-                      <a:ext cx="5334000" cy="2750170"/>
+                      <a:ext cx="5727700" cy="2953159"/>
                     </a:xfrm>
                     <a:prstGeom prst="rect">
                       <a:avLst/>
@@ -1316,7 +1316,7 @@
       <w:r>
         <w:drawing>
           <wp:inline>
-            <wp:extent cx="5334000" cy="2750170"/>
+            <wp:extent cx="5727700" cy="2953159"/>
             <wp:effectExtent b="0" l="0" r="0" t="0"/>
             <wp:docPr descr="Experiment tracking: a training run logs to a tracking server (MLflow / W&amp;B), which records params, metrics, artifacts, and code plus data version." title="" id="17" name="Picture"/>
             <a:graphic>
@@ -1337,7 +1337,7 @@
                   <pic:spPr bwMode="auto">
                     <a:xfrm>
                       <a:off x="0" y="0"/>
-                      <a:ext cx="5334000" cy="2750170"/>
+                      <a:ext cx="5727700" cy="2953159"/>
                     </a:xfrm>
                     <a:prstGeom prst="rect">
                       <a:avLst/>
@@ -1818,7 +1818,7 @@
       <w:r>
         <w:drawing>
           <wp:inline>
-            <wp:extent cx="5334000" cy="2750170"/>
+            <wp:extent cx="5727700" cy="2953159"/>
             <wp:effectExtent b="0" l="0" r="0" t="0"/>
             <wp:docPr descr="Model registry: a trained model v3 is registered, then promoted through stages Staging (test) to Production (serving) to Archived (rollback), with a dashed rollback arrow from Archived back to Production." title="" id="24" name="Picture"/>
             <a:graphic>
@@ -1839,7 +1839,7 @@
                   <pic:spPr bwMode="auto">
                     <a:xfrm>
                       <a:off x="0" y="0"/>
-                      <a:ext cx="5334000" cy="2750170"/>
+                      <a:ext cx="5727700" cy="2953159"/>
                     </a:xfrm>
                     <a:prstGeom prst="rect">
                       <a:avLst/>
@@ -2247,7 +2247,7 @@
       <w:r>
         <w:drawing>
           <wp:inline>
-            <wp:extent cx="5334000" cy="2740674"/>
+            <wp:extent cx="5727700" cy="2942961"/>
             <wp:effectExtent b="0" l="0" r="0" t="0"/>
             <wp:docPr descr="CI/CD/CT for ML: a horizontal flow Code commit to CI (test+build) to CD (deploy) to Serve in prod; a red dashed CT loop where new data triggers retrain, feeding from serving back into CI." title="" id="31" name="Picture"/>
             <a:graphic>
@@ -2268,7 +2268,7 @@
                   <pic:spPr bwMode="auto">
                     <a:xfrm>
                       <a:off x="0" y="0"/>
-                      <a:ext cx="5334000" cy="2740674"/>
+                      <a:ext cx="5727700" cy="2942961"/>
                     </a:xfrm>
                     <a:prstGeom prst="rect">
                       <a:avLst/>
@@ -2787,7 +2787,7 @@
       <w:r>
         <w:drawing>
           <wp:inline>
-            <wp:extent cx="5334000" cy="2750170"/>
+            <wp:extent cx="5727700" cy="2953159"/>
             <wp:effectExtent b="0" l="0" r="0" t="0"/>
             <wp:docPr descr="Reproducibility Venn: three overlapping circles — CODE (git SHA), DATA (version/hash), ENV (container + seed) — must all be pinned to get the SAME MODEL." title="" id="38" name="Picture"/>
             <a:graphic>
@@ -2808,7 +2808,7 @@
                   <pic:spPr bwMode="auto">
                     <a:xfrm>
                       <a:off x="0" y="0"/>
-                      <a:ext cx="5334000" cy="2750170"/>
+                      <a:ext cx="5727700" cy="2953159"/>
                     </a:xfrm>
                     <a:prstGeom prst="rect">
                       <a:avLst/>
@@ -3262,7 +3262,7 @@
       <w:r>
         <w:drawing>
           <wp:inline>
-            <wp:extent cx="5334000" cy="2750170"/>
+            <wp:extent cx="5727700" cy="2953159"/>
             <wp:effectExtent b="0" l="0" r="0" t="0"/>
             <wp:docPr descr="Orchestration DAG: Ingest data to Validate+features, which fans out to Train model and Evaluate, both feeding into Register model; caption lists Kubeflow, Metaflow, TFX, Vertex, SageMaker Pipelines." title="" id="45" name="Picture"/>
             <a:graphic>
@@ -3283,7 +3283,7 @@
                   <pic:spPr bwMode="auto">
                     <a:xfrm>
                       <a:off x="0" y="0"/>
-                      <a:ext cx="5334000" cy="2750170"/>
+                      <a:ext cx="5727700" cy="2953159"/>
                     </a:xfrm>
                     <a:prstGeom prst="rect">
                       <a:avLst/>
@@ -3893,7 +3893,7 @@
       <w:r>
         <w:drawing>
           <wp:inline>
-            <wp:extent cx="5334000" cy="2658068"/>
+            <wp:extent cx="5727700" cy="2854259"/>
             <wp:effectExtent b="0" l="0" r="0" t="0"/>
             <wp:docPr descr="Containers + Kubernetes: a container image (code+env+libs) runs on a Kubernetes cluster, which schedules a Train pod (GPU) and two Serving pods, with autoscale and self-healing." title="" id="52" name="Picture"/>
             <a:graphic>
@@ -3914,7 +3914,7 @@
                   <pic:spPr bwMode="auto">
                     <a:xfrm>
                       <a:off x="0" y="0"/>
-                      <a:ext cx="5334000" cy="2658068"/>
+                      <a:ext cx="5727700" cy="2854259"/>
                     </a:xfrm>
                     <a:prstGeom prst="rect">
                       <a:avLst/>
@@ -4663,7 +4663,7 @@
       <w:r>
         <w:drawing>
           <wp:inline>
-            <wp:extent cx="5334000" cy="2750170"/>
+            <wp:extent cx="5727700" cy="2953159"/>
             <wp:effectExtent b="0" l="0" r="0" t="0"/>
             <wp:docPr descr="Platform comparison: Uber Michelangelo (end-to-end, feature store first), Netflix Metaflow (data-scientist friendly, Python DAGs), Meta FBLearner (reusable workflows at huge scale), Google TFX (production pipelines on TensorFlow)." title="" id="62" name="Picture"/>
             <a:graphic>
@@ -4684,7 +4684,7 @@
                   <pic:spPr bwMode="auto">
                     <a:xfrm>
                       <a:off x="0" y="0"/>
-                      <a:ext cx="5334000" cy="2750170"/>
+                      <a:ext cx="5727700" cy="2953159"/>
                     </a:xfrm>
                     <a:prstGeom prst="rect">
                       <a:avLst/>
@@ -5220,7 +5220,7 @@
       <w:r>
         <w:drawing>
           <wp:inline>
-            <wp:extent cx="5334000" cy="2750170"/>
+            <wp:extent cx="5727700" cy="2953159"/>
             <wp:effectExtent b="0" l="0" r="0" t="0"/>
             <wp:docPr descr="End-to-end MLOps architecture: Data + Feature store to Training pipeline to Model registry to CI/CD deploy to Serving API to Monitoring, with a red dashed retrain-feedback arrow from Monitoring back to Data." title="" id="69" name="Picture"/>
             <a:graphic>
@@ -5241,7 +5241,7 @@
                   <pic:spPr bwMode="auto">
                     <a:xfrm>
                       <a:off x="0" y="0"/>
-                      <a:ext cx="5334000" cy="2750170"/>
+                      <a:ext cx="5727700" cy="2953159"/>
                     </a:xfrm>
                     <a:prstGeom prst="rect">
                       <a:avLst/>
@@ -8572,6 +8572,8 @@
       <w:footnotePr>
         <w:numRestart w:val="eachSect"/>
       </w:footnotePr>
+      <w:pgSz w:h="16838" w:w="11906"/>
+      <w:pgMar w:bottom="1440" w:footer="720" w:gutter="0" w:header="720" w:left="1440" w:right="1440" w:top="1440"/>
     </w:sectPr>
   </w:body>
 </w:document>
